--- a/5-人员管理/运行记录类文件/SFKJ-ITSS-0511-2026年度人员管理报告（截止2026年7月）.docx
+++ b/5-人员管理/运行记录类文件/SFKJ-ITSS-0511-2026年度人员管理报告（截止2026年7月）.docx
@@ -3057,7 +3057,7 @@
             <w:fldChar w:fldCharType="begin"/>
           </w:r>
           <w:r>
-            <w:instrText xml:space="preserve"> HYPERLINK \l _Toc19877 </w:instrText>
+            <w:instrText xml:space="preserve"> HYPERLINK \l _Toc20490 </w:instrText>
           </w:r>
           <w:r>
             <w:fldChar w:fldCharType="separate"/>
@@ -3078,7 +3078,7 @@
             <w:fldChar w:fldCharType="begin"/>
           </w:r>
           <w:r>
-            <w:instrText xml:space="preserve"> PAGEREF _Toc19877 \h </w:instrText>
+            <w:instrText xml:space="preserve"> PAGEREF _Toc20490 \h </w:instrText>
           </w:r>
           <w:r>
             <w:fldChar w:fldCharType="separate"/>
@@ -3104,7 +3104,7 @@
             <w:fldChar w:fldCharType="begin"/>
           </w:r>
           <w:r>
-            <w:instrText xml:space="preserve"> HYPERLINK \l _Toc29492 </w:instrText>
+            <w:instrText xml:space="preserve"> HYPERLINK \l _Toc19549 </w:instrText>
           </w:r>
           <w:r>
             <w:fldChar w:fldCharType="separate"/>
@@ -3125,7 +3125,7 @@
             <w:fldChar w:fldCharType="begin"/>
           </w:r>
           <w:r>
-            <w:instrText xml:space="preserve"> PAGEREF _Toc29492 \h </w:instrText>
+            <w:instrText xml:space="preserve"> PAGEREF _Toc19549 \h </w:instrText>
           </w:r>
           <w:r>
             <w:fldChar w:fldCharType="separate"/>
@@ -3151,7 +3151,7 @@
             <w:fldChar w:fldCharType="begin"/>
           </w:r>
           <w:r>
-            <w:instrText xml:space="preserve"> HYPERLINK \l _Toc1138 </w:instrText>
+            <w:instrText xml:space="preserve"> HYPERLINK \l _Toc11004 </w:instrText>
           </w:r>
           <w:r>
             <w:fldChar w:fldCharType="separate"/>
@@ -3172,7 +3172,7 @@
             <w:fldChar w:fldCharType="begin"/>
           </w:r>
           <w:r>
-            <w:instrText xml:space="preserve"> PAGEREF _Toc1138 \h </w:instrText>
+            <w:instrText xml:space="preserve"> PAGEREF _Toc11004 \h </w:instrText>
           </w:r>
           <w:r>
             <w:fldChar w:fldCharType="separate"/>
@@ -3198,7 +3198,7 @@
             <w:fldChar w:fldCharType="begin"/>
           </w:r>
           <w:r>
-            <w:instrText xml:space="preserve"> HYPERLINK \l _Toc10083 </w:instrText>
+            <w:instrText xml:space="preserve"> HYPERLINK \l _Toc25740 </w:instrText>
           </w:r>
           <w:r>
             <w:fldChar w:fldCharType="separate"/>
@@ -3219,7 +3219,7 @@
             <w:fldChar w:fldCharType="begin"/>
           </w:r>
           <w:r>
-            <w:instrText xml:space="preserve"> PAGEREF _Toc10083 \h </w:instrText>
+            <w:instrText xml:space="preserve"> PAGEREF _Toc25740 \h </w:instrText>
           </w:r>
           <w:r>
             <w:fldChar w:fldCharType="separate"/>
@@ -3245,7 +3245,7 @@
             <w:fldChar w:fldCharType="begin"/>
           </w:r>
           <w:r>
-            <w:instrText xml:space="preserve"> HYPERLINK \l _Toc25919 </w:instrText>
+            <w:instrText xml:space="preserve"> HYPERLINK \l _Toc1796 </w:instrText>
           </w:r>
           <w:r>
             <w:fldChar w:fldCharType="separate"/>
@@ -3266,7 +3266,7 @@
             <w:fldChar w:fldCharType="begin"/>
           </w:r>
           <w:r>
-            <w:instrText xml:space="preserve"> PAGEREF _Toc25919 \h </w:instrText>
+            <w:instrText xml:space="preserve"> PAGEREF _Toc1796 \h </w:instrText>
           </w:r>
           <w:r>
             <w:fldChar w:fldCharType="separate"/>
@@ -3292,7 +3292,7 @@
             <w:fldChar w:fldCharType="begin"/>
           </w:r>
           <w:r>
-            <w:instrText xml:space="preserve"> HYPERLINK \l _Toc30605 </w:instrText>
+            <w:instrText xml:space="preserve"> HYPERLINK \l _Toc980 </w:instrText>
           </w:r>
           <w:r>
             <w:fldChar w:fldCharType="separate"/>
@@ -3313,7 +3313,7 @@
             <w:fldChar w:fldCharType="begin"/>
           </w:r>
           <w:r>
-            <w:instrText xml:space="preserve"> PAGEREF _Toc30605 \h </w:instrText>
+            <w:instrText xml:space="preserve"> PAGEREF _Toc980 \h </w:instrText>
           </w:r>
           <w:r>
             <w:fldChar w:fldCharType="separate"/>
@@ -3339,7 +3339,7 @@
             <w:fldChar w:fldCharType="begin"/>
           </w:r>
           <w:r>
-            <w:instrText xml:space="preserve"> HYPERLINK \l _Toc23853 </w:instrText>
+            <w:instrText xml:space="preserve"> HYPERLINK \l _Toc11185 </w:instrText>
           </w:r>
           <w:r>
             <w:fldChar w:fldCharType="separate"/>
@@ -3360,7 +3360,7 @@
             <w:fldChar w:fldCharType="begin"/>
           </w:r>
           <w:r>
-            <w:instrText xml:space="preserve"> PAGEREF _Toc23853 \h </w:instrText>
+            <w:instrText xml:space="preserve"> PAGEREF _Toc11185 \h </w:instrText>
           </w:r>
           <w:r>
             <w:fldChar w:fldCharType="separate"/>
@@ -3386,7 +3386,7 @@
             <w:fldChar w:fldCharType="begin"/>
           </w:r>
           <w:r>
-            <w:instrText xml:space="preserve"> HYPERLINK \l _Toc5668 </w:instrText>
+            <w:instrText xml:space="preserve"> HYPERLINK \l _Toc14431 </w:instrText>
           </w:r>
           <w:r>
             <w:fldChar w:fldCharType="separate"/>
@@ -3407,7 +3407,7 @@
             <w:fldChar w:fldCharType="begin"/>
           </w:r>
           <w:r>
-            <w:instrText xml:space="preserve"> PAGEREF _Toc5668 \h </w:instrText>
+            <w:instrText xml:space="preserve"> PAGEREF _Toc14431 \h </w:instrText>
           </w:r>
           <w:r>
             <w:fldChar w:fldCharType="separate"/>
@@ -3433,7 +3433,7 @@
             <w:fldChar w:fldCharType="begin"/>
           </w:r>
           <w:r>
-            <w:instrText xml:space="preserve"> HYPERLINK \l _Toc12144 </w:instrText>
+            <w:instrText xml:space="preserve"> HYPERLINK \l _Toc10227 </w:instrText>
           </w:r>
           <w:r>
             <w:fldChar w:fldCharType="separate"/>
@@ -3454,7 +3454,7 @@
             <w:fldChar w:fldCharType="begin"/>
           </w:r>
           <w:r>
-            <w:instrText xml:space="preserve"> PAGEREF _Toc12144 \h </w:instrText>
+            <w:instrText xml:space="preserve"> PAGEREF _Toc10227 \h </w:instrText>
           </w:r>
           <w:r>
             <w:fldChar w:fldCharType="separate"/>
@@ -3480,7 +3480,7 @@
             <w:fldChar w:fldCharType="begin"/>
           </w:r>
           <w:r>
-            <w:instrText xml:space="preserve"> HYPERLINK \l _Toc20964 </w:instrText>
+            <w:instrText xml:space="preserve"> HYPERLINK \l _Toc28940 </w:instrText>
           </w:r>
           <w:r>
             <w:fldChar w:fldCharType="separate"/>
@@ -3501,7 +3501,7 @@
             <w:fldChar w:fldCharType="begin"/>
           </w:r>
           <w:r>
-            <w:instrText xml:space="preserve"> PAGEREF _Toc20964 \h </w:instrText>
+            <w:instrText xml:space="preserve"> PAGEREF _Toc28940 \h </w:instrText>
           </w:r>
           <w:r>
             <w:fldChar w:fldCharType="separate"/>
@@ -3527,7 +3527,7 @@
             <w:fldChar w:fldCharType="begin"/>
           </w:r>
           <w:r>
-            <w:instrText xml:space="preserve"> HYPERLINK \l _Toc11947 </w:instrText>
+            <w:instrText xml:space="preserve"> HYPERLINK \l _Toc1076 </w:instrText>
           </w:r>
           <w:r>
             <w:fldChar w:fldCharType="separate"/>
@@ -3548,7 +3548,7 @@
             <w:fldChar w:fldCharType="begin"/>
           </w:r>
           <w:r>
-            <w:instrText xml:space="preserve"> PAGEREF _Toc11947 \h </w:instrText>
+            <w:instrText xml:space="preserve"> PAGEREF _Toc1076 \h </w:instrText>
           </w:r>
           <w:r>
             <w:fldChar w:fldCharType="separate"/>
@@ -3574,7 +3574,7 @@
             <w:fldChar w:fldCharType="begin"/>
           </w:r>
           <w:r>
-            <w:instrText xml:space="preserve"> HYPERLINK \l _Toc24160 </w:instrText>
+            <w:instrText xml:space="preserve"> HYPERLINK \l _Toc7574 </w:instrText>
           </w:r>
           <w:r>
             <w:fldChar w:fldCharType="separate"/>
@@ -3595,7 +3595,7 @@
             <w:fldChar w:fldCharType="begin"/>
           </w:r>
           <w:r>
-            <w:instrText xml:space="preserve"> PAGEREF _Toc24160 \h </w:instrText>
+            <w:instrText xml:space="preserve"> PAGEREF _Toc7574 \h </w:instrText>
           </w:r>
           <w:r>
             <w:fldChar w:fldCharType="separate"/>
@@ -3621,7 +3621,7 @@
             <w:fldChar w:fldCharType="begin"/>
           </w:r>
           <w:r>
-            <w:instrText xml:space="preserve"> HYPERLINK \l _Toc1491 </w:instrText>
+            <w:instrText xml:space="preserve"> HYPERLINK \l _Toc15953 </w:instrText>
           </w:r>
           <w:r>
             <w:fldChar w:fldCharType="separate"/>
@@ -3642,7 +3642,7 @@
             <w:fldChar w:fldCharType="begin"/>
           </w:r>
           <w:r>
-            <w:instrText xml:space="preserve"> PAGEREF _Toc1491 \h </w:instrText>
+            <w:instrText xml:space="preserve"> PAGEREF _Toc15953 \h </w:instrText>
           </w:r>
           <w:r>
             <w:fldChar w:fldCharType="separate"/>
@@ -3668,7 +3668,7 @@
             <w:fldChar w:fldCharType="begin"/>
           </w:r>
           <w:r>
-            <w:instrText xml:space="preserve"> HYPERLINK \l _Toc4536 </w:instrText>
+            <w:instrText xml:space="preserve"> HYPERLINK \l _Toc9518 </w:instrText>
           </w:r>
           <w:r>
             <w:fldChar w:fldCharType="separate"/>
@@ -3694,7 +3694,7 @@
             <w:fldChar w:fldCharType="begin"/>
           </w:r>
           <w:r>
-            <w:instrText xml:space="preserve"> PAGEREF _Toc4536 \h </w:instrText>
+            <w:instrText xml:space="preserve"> PAGEREF _Toc9518 \h </w:instrText>
           </w:r>
           <w:r>
             <w:fldChar w:fldCharType="separate"/>
@@ -3720,7 +3720,7 @@
             <w:fldChar w:fldCharType="begin"/>
           </w:r>
           <w:r>
-            <w:instrText xml:space="preserve"> HYPERLINK \l _Toc13696 </w:instrText>
+            <w:instrText xml:space="preserve"> HYPERLINK \l _Toc9818 </w:instrText>
           </w:r>
           <w:r>
             <w:fldChar w:fldCharType="separate"/>
@@ -3746,7 +3746,7 @@
             <w:fldChar w:fldCharType="begin"/>
           </w:r>
           <w:r>
-            <w:instrText xml:space="preserve"> PAGEREF _Toc13696 \h </w:instrText>
+            <w:instrText xml:space="preserve"> PAGEREF _Toc9818 \h </w:instrText>
           </w:r>
           <w:r>
             <w:fldChar w:fldCharType="separate"/>
@@ -3772,7 +3772,7 @@
             <w:fldChar w:fldCharType="begin"/>
           </w:r>
           <w:r>
-            <w:instrText xml:space="preserve"> HYPERLINK \l _Toc18740 </w:instrText>
+            <w:instrText xml:space="preserve"> HYPERLINK \l _Toc3777 </w:instrText>
           </w:r>
           <w:r>
             <w:fldChar w:fldCharType="separate"/>
@@ -3798,7 +3798,7 @@
             <w:fldChar w:fldCharType="begin"/>
           </w:r>
           <w:r>
-            <w:instrText xml:space="preserve"> PAGEREF _Toc18740 \h </w:instrText>
+            <w:instrText xml:space="preserve"> PAGEREF _Toc3777 \h </w:instrText>
           </w:r>
           <w:r>
             <w:fldChar w:fldCharType="separate"/>
@@ -3824,7 +3824,7 @@
             <w:fldChar w:fldCharType="begin"/>
           </w:r>
           <w:r>
-            <w:instrText xml:space="preserve"> HYPERLINK \l _Toc20644 </w:instrText>
+            <w:instrText xml:space="preserve"> HYPERLINK \l _Toc10808 </w:instrText>
           </w:r>
           <w:r>
             <w:fldChar w:fldCharType="separate"/>
@@ -3850,7 +3850,7 @@
             <w:fldChar w:fldCharType="begin"/>
           </w:r>
           <w:r>
-            <w:instrText xml:space="preserve"> PAGEREF _Toc20644 \h </w:instrText>
+            <w:instrText xml:space="preserve"> PAGEREF _Toc10808 \h </w:instrText>
           </w:r>
           <w:r>
             <w:fldChar w:fldCharType="separate"/>
@@ -3876,7 +3876,7 @@
             <w:fldChar w:fldCharType="begin"/>
           </w:r>
           <w:r>
-            <w:instrText xml:space="preserve"> HYPERLINK \l _Toc29601 </w:instrText>
+            <w:instrText xml:space="preserve"> HYPERLINK \l _Toc20601 </w:instrText>
           </w:r>
           <w:r>
             <w:fldChar w:fldCharType="separate"/>
@@ -3902,7 +3902,7 @@
             <w:fldChar w:fldCharType="begin"/>
           </w:r>
           <w:r>
-            <w:instrText xml:space="preserve"> PAGEREF _Toc29601 \h </w:instrText>
+            <w:instrText xml:space="preserve"> PAGEREF _Toc20601 \h </w:instrText>
           </w:r>
           <w:r>
             <w:fldChar w:fldCharType="separate"/>
@@ -3928,7 +3928,7 @@
             <w:fldChar w:fldCharType="begin"/>
           </w:r>
           <w:r>
-            <w:instrText xml:space="preserve"> HYPERLINK \l _Toc7152 </w:instrText>
+            <w:instrText xml:space="preserve"> HYPERLINK \l _Toc20404 </w:instrText>
           </w:r>
           <w:r>
             <w:fldChar w:fldCharType="separate"/>
@@ -3954,7 +3954,7 @@
             <w:fldChar w:fldCharType="begin"/>
           </w:r>
           <w:r>
-            <w:instrText xml:space="preserve"> PAGEREF _Toc7152 \h </w:instrText>
+            <w:instrText xml:space="preserve"> PAGEREF _Toc20404 \h </w:instrText>
           </w:r>
           <w:r>
             <w:fldChar w:fldCharType="separate"/>
@@ -3980,7 +3980,7 @@
             <w:fldChar w:fldCharType="begin"/>
           </w:r>
           <w:r>
-            <w:instrText xml:space="preserve"> HYPERLINK \l _Toc30622 </w:instrText>
+            <w:instrText xml:space="preserve"> HYPERLINK \l _Toc10300 </w:instrText>
           </w:r>
           <w:r>
             <w:fldChar w:fldCharType="separate"/>
@@ -4006,7 +4006,7 @@
             <w:fldChar w:fldCharType="begin"/>
           </w:r>
           <w:r>
-            <w:instrText xml:space="preserve"> PAGEREF _Toc30622 \h </w:instrText>
+            <w:instrText xml:space="preserve"> PAGEREF _Toc10300 \h </w:instrText>
           </w:r>
           <w:r>
             <w:fldChar w:fldCharType="separate"/>
@@ -4032,7 +4032,7 @@
             <w:fldChar w:fldCharType="begin"/>
           </w:r>
           <w:r>
-            <w:instrText xml:space="preserve"> HYPERLINK \l _Toc3446 </w:instrText>
+            <w:instrText xml:space="preserve"> HYPERLINK \l _Toc22379 </w:instrText>
           </w:r>
           <w:r>
             <w:fldChar w:fldCharType="separate"/>
@@ -4058,13 +4058,13 @@
             <w:fldChar w:fldCharType="begin"/>
           </w:r>
           <w:r>
-            <w:instrText xml:space="preserve"> PAGEREF _Toc3446 \h </w:instrText>
+            <w:instrText xml:space="preserve"> PAGEREF _Toc22379 \h </w:instrText>
           </w:r>
           <w:r>
             <w:fldChar w:fldCharType="separate"/>
           </w:r>
           <w:r>
-            <w:t>10</w:t>
+            <w:t>9</w:t>
           </w:r>
           <w:r>
             <w:fldChar w:fldCharType="end"/>
@@ -4084,7 +4084,7 @@
             <w:fldChar w:fldCharType="begin"/>
           </w:r>
           <w:r>
-            <w:instrText xml:space="preserve"> HYPERLINK \l _Toc7479 </w:instrText>
+            <w:instrText xml:space="preserve"> HYPERLINK \l _Toc11576 </w:instrText>
           </w:r>
           <w:r>
             <w:fldChar w:fldCharType="separate"/>
@@ -4110,13 +4110,13 @@
             <w:fldChar w:fldCharType="begin"/>
           </w:r>
           <w:r>
-            <w:instrText xml:space="preserve"> PAGEREF _Toc7479 \h </w:instrText>
+            <w:instrText xml:space="preserve"> PAGEREF _Toc11576 \h </w:instrText>
           </w:r>
           <w:r>
             <w:fldChar w:fldCharType="separate"/>
           </w:r>
           <w:r>
-            <w:t>10</w:t>
+            <w:t>9</w:t>
           </w:r>
           <w:r>
             <w:fldChar w:fldCharType="end"/>
@@ -4136,7 +4136,7 @@
             <w:fldChar w:fldCharType="begin"/>
           </w:r>
           <w:r>
-            <w:instrText xml:space="preserve"> HYPERLINK \l _Toc22089 </w:instrText>
+            <w:instrText xml:space="preserve"> HYPERLINK \l _Toc6326 </w:instrText>
           </w:r>
           <w:r>
             <w:fldChar w:fldCharType="separate"/>
@@ -4162,7 +4162,7 @@
             <w:fldChar w:fldCharType="begin"/>
           </w:r>
           <w:r>
-            <w:instrText xml:space="preserve"> PAGEREF _Toc22089 \h </w:instrText>
+            <w:instrText xml:space="preserve"> PAGEREF _Toc6326 \h </w:instrText>
           </w:r>
           <w:r>
             <w:fldChar w:fldCharType="separate"/>
@@ -4188,7 +4188,7 @@
             <w:fldChar w:fldCharType="begin"/>
           </w:r>
           <w:r>
-            <w:instrText xml:space="preserve"> HYPERLINK \l _Toc7557 </w:instrText>
+            <w:instrText xml:space="preserve"> HYPERLINK \l _Toc2749 </w:instrText>
           </w:r>
           <w:r>
             <w:fldChar w:fldCharType="separate"/>
@@ -4214,7 +4214,7 @@
             <w:fldChar w:fldCharType="begin"/>
           </w:r>
           <w:r>
-            <w:instrText xml:space="preserve"> PAGEREF _Toc7557 \h </w:instrText>
+            <w:instrText xml:space="preserve"> PAGEREF _Toc2749 \h </w:instrText>
           </w:r>
           <w:r>
             <w:fldChar w:fldCharType="separate"/>
@@ -4240,7 +4240,7 @@
             <w:fldChar w:fldCharType="begin"/>
           </w:r>
           <w:r>
-            <w:instrText xml:space="preserve"> HYPERLINK \l _Toc11816 </w:instrText>
+            <w:instrText xml:space="preserve"> HYPERLINK \l _Toc26006 </w:instrText>
           </w:r>
           <w:r>
             <w:fldChar w:fldCharType="separate"/>
@@ -4257,7 +4257,7 @@
               <w:rFonts w:hint="eastAsia"/>
               <w:lang w:val="en-US" w:eastAsia="zh-CN"/>
             </w:rPr>
-            <w:t>总结与下年度展望</w:t>
+            <w:t>总结与下阶段展望</w:t>
           </w:r>
           <w:r>
             <w:tab/>
@@ -4266,13 +4266,13 @@
             <w:fldChar w:fldCharType="begin"/>
           </w:r>
           <w:r>
-            <w:instrText xml:space="preserve"> PAGEREF _Toc11816 \h </w:instrText>
+            <w:instrText xml:space="preserve"> PAGEREF _Toc26006 \h </w:instrText>
           </w:r>
           <w:r>
             <w:fldChar w:fldCharType="separate"/>
           </w:r>
           <w:r>
-            <w:t>11</w:t>
+            <w:t>10</w:t>
           </w:r>
           <w:r>
             <w:fldChar w:fldCharType="end"/>
@@ -4292,7 +4292,7 @@
             <w:fldChar w:fldCharType="begin"/>
           </w:r>
           <w:r>
-            <w:instrText xml:space="preserve"> HYPERLINK \l _Toc20527 </w:instrText>
+            <w:instrText xml:space="preserve"> HYPERLINK \l _Toc5873 </w:instrText>
           </w:r>
           <w:r>
             <w:fldChar w:fldCharType="separate"/>
@@ -4309,7 +4309,7 @@
               <w:rFonts w:hint="eastAsia"/>
               <w:lang w:val="en-US" w:eastAsia="zh-CN"/>
             </w:rPr>
-            <w:t>年度总体评价</w:t>
+            <w:t>阶段总结</w:t>
           </w:r>
           <w:r>
             <w:tab/>
@@ -4318,13 +4318,13 @@
             <w:fldChar w:fldCharType="begin"/>
           </w:r>
           <w:r>
-            <w:instrText xml:space="preserve"> PAGEREF _Toc20527 \h </w:instrText>
+            <w:instrText xml:space="preserve"> PAGEREF _Toc5873 \h </w:instrText>
           </w:r>
           <w:r>
             <w:fldChar w:fldCharType="separate"/>
           </w:r>
           <w:r>
-            <w:t>11</w:t>
+            <w:t>10</w:t>
           </w:r>
           <w:r>
             <w:fldChar w:fldCharType="end"/>
@@ -4344,7 +4344,7 @@
             <w:fldChar w:fldCharType="begin"/>
           </w:r>
           <w:r>
-            <w:instrText xml:space="preserve"> HYPERLINK \l _Toc6519 </w:instrText>
+            <w:instrText xml:space="preserve"> HYPERLINK \l _Toc32536 </w:instrText>
           </w:r>
           <w:r>
             <w:fldChar w:fldCharType="separate"/>
@@ -4361,7 +4361,7 @@
               <w:rFonts w:hint="eastAsia"/>
               <w:lang w:val="en-US" w:eastAsia="zh-CN"/>
             </w:rPr>
-            <w:t>年度工作亮点</w:t>
+            <w:t>阶段工作亮点</w:t>
           </w:r>
           <w:r>
             <w:tab/>
@@ -4370,7 +4370,59 @@
             <w:fldChar w:fldCharType="begin"/>
           </w:r>
           <w:r>
-            <w:instrText xml:space="preserve"> PAGEREF _Toc6519 \h </w:instrText>
+            <w:instrText xml:space="preserve"> PAGEREF _Toc32536 \h </w:instrText>
+          </w:r>
+          <w:r>
+            <w:fldChar w:fldCharType="separate"/>
+          </w:r>
+          <w:r>
+            <w:t>11</w:t>
+          </w:r>
+          <w:r>
+            <w:fldChar w:fldCharType="end"/>
+          </w:r>
+          <w:r>
+            <w:fldChar w:fldCharType="end"/>
+          </w:r>
+        </w:p>
+        <w:p>
+          <w:pPr>
+            <w:pStyle w:val="18"/>
+            <w:tabs>
+              <w:tab w:val="right" w:leader="dot" w:pos="8306"/>
+            </w:tabs>
+          </w:pPr>
+          <w:r>
+            <w:fldChar w:fldCharType="begin"/>
+          </w:r>
+          <w:r>
+            <w:instrText xml:space="preserve"> HYPERLINK \l _Toc19497 </w:instrText>
+          </w:r>
+          <w:r>
+            <w:fldChar w:fldCharType="separate"/>
+          </w:r>
+          <w:r>
+            <w:rPr>
+              <w:rFonts w:hint="default"/>
+              <w:lang w:val="en-US" w:eastAsia="zh-CN"/>
+            </w:rPr>
+            <w:t xml:space="preserve">8.3. </w:t>
+          </w:r>
+          <w:r>
+            <w:rPr>
+              <w:rFonts w:hint="eastAsia"/>
+              <w:lang w:val="en-US" w:eastAsia="zh-CN"/>
+            </w:rPr>
+            <w:t>下阶段工作重点</w:t>
+          </w:r>
+          <w:r>
+            <w:tab/>
+          </w:r>
+          <w:r>
+            <w:fldChar w:fldCharType="begin"/>
+          </w:r>
+          <w:r>
+            <w:instrText xml:space="preserve"> PAGEREF _Toc19497 \h </w:instrText>
           </w:r>
           <w:r>
             <w:fldChar w:fldCharType="separate"/>
@@ -4458,7 +4510,7 @@
         <w:fldChar w:fldCharType="begin"/>
       </w:r>
       <w:r>
-        <w:instrText xml:space="preserve"> HYPERLINK \l _Toc20836 </w:instrText>
+        <w:instrText xml:space="preserve"> HYPERLINK \l _Toc9530 </w:instrText>
       </w:r>
       <w:r>
         <w:fldChar w:fldCharType="separate"/>
@@ -4511,7 +4563,7 @@
         <w:fldChar w:fldCharType="begin"/>
       </w:r>
       <w:r>
-        <w:instrText xml:space="preserve"> PAGEREF _Toc20836 \h </w:instrText>
+        <w:instrText xml:space="preserve"> PAGEREF _Toc9530 \h </w:instrText>
       </w:r>
       <w:r>
         <w:fldChar w:fldCharType="separate"/>
@@ -4537,7 +4589,7 @@
         <w:fldChar w:fldCharType="begin"/>
       </w:r>
       <w:r>
-        <w:instrText xml:space="preserve"> HYPERLINK \l _Toc3668 </w:instrText>
+        <w:instrText xml:space="preserve"> HYPERLINK \l _Toc9409 </w:instrText>
       </w:r>
       <w:r>
         <w:fldChar w:fldCharType="separate"/>
@@ -4600,7 +4652,7 @@
         <w:fldChar w:fldCharType="begin"/>
       </w:r>
       <w:r>
-        <w:instrText xml:space="preserve"> PAGEREF _Toc3668 \h </w:instrText>
+        <w:instrText xml:space="preserve"> PAGEREF _Toc9409 \h </w:instrText>
       </w:r>
       <w:r>
         <w:fldChar w:fldCharType="separate"/>
@@ -4626,7 +4678,7 @@
         <w:fldChar w:fldCharType="begin"/>
       </w:r>
       <w:r>
-        <w:instrText xml:space="preserve"> HYPERLINK \l _Toc8734 </w:instrText>
+        <w:instrText xml:space="preserve"> HYPERLINK \l _Toc28801 </w:instrText>
       </w:r>
       <w:r>
         <w:fldChar w:fldCharType="separate"/>
@@ -4689,7 +4741,7 @@
         <w:fldChar w:fldCharType="begin"/>
       </w:r>
       <w:r>
-        <w:instrText xml:space="preserve"> PAGEREF _Toc8734 \h </w:instrText>
+        <w:instrText xml:space="preserve"> PAGEREF _Toc28801 \h </w:instrText>
       </w:r>
       <w:r>
         <w:fldChar w:fldCharType="separate"/>
@@ -4715,7 +4767,7 @@
         <w:fldChar w:fldCharType="begin"/>
       </w:r>
       <w:r>
-        <w:instrText xml:space="preserve"> HYPERLINK \l _Toc4821 </w:instrText>
+        <w:instrText xml:space="preserve"> HYPERLINK \l _Toc19139 </w:instrText>
       </w:r>
       <w:r>
         <w:fldChar w:fldCharType="separate"/>
@@ -4768,7 +4820,7 @@
         <w:fldChar w:fldCharType="begin"/>
       </w:r>
       <w:r>
-        <w:instrText xml:space="preserve"> PAGEREF _Toc4821 \h </w:instrText>
+        <w:instrText xml:space="preserve"> PAGEREF _Toc19139 \h </w:instrText>
       </w:r>
       <w:r>
         <w:fldChar w:fldCharType="separate"/>
@@ -4794,7 +4846,7 @@
         <w:fldChar w:fldCharType="begin"/>
       </w:r>
       <w:r>
-        <w:instrText xml:space="preserve"> HYPERLINK \l _Toc13667 </w:instrText>
+        <w:instrText xml:space="preserve"> HYPERLINK \l _Toc4142 </w:instrText>
       </w:r>
       <w:r>
         <w:fldChar w:fldCharType="separate"/>
@@ -4857,7 +4909,7 @@
         <w:fldChar w:fldCharType="begin"/>
       </w:r>
       <w:r>
-        <w:instrText xml:space="preserve"> PAGEREF _Toc13667 \h </w:instrText>
+        <w:instrText xml:space="preserve"> PAGEREF _Toc4142 \h </w:instrText>
       </w:r>
       <w:r>
         <w:fldChar w:fldCharType="separate"/>
@@ -4883,7 +4935,7 @@
         <w:fldChar w:fldCharType="begin"/>
       </w:r>
       <w:r>
-        <w:instrText xml:space="preserve"> HYPERLINK \l _Toc13762 </w:instrText>
+        <w:instrText xml:space="preserve"> HYPERLINK \l _Toc27472 </w:instrText>
       </w:r>
       <w:r>
         <w:fldChar w:fldCharType="separate"/>
@@ -4946,7 +4998,7 @@
         <w:fldChar w:fldCharType="begin"/>
       </w:r>
       <w:r>
-        <w:instrText xml:space="preserve"> PAGEREF _Toc13762 \h </w:instrText>
+        <w:instrText xml:space="preserve"> PAGEREF _Toc27472 \h </w:instrText>
       </w:r>
       <w:r>
         <w:fldChar w:fldCharType="separate"/>
@@ -4972,7 +5024,7 @@
         <w:fldChar w:fldCharType="begin"/>
       </w:r>
       <w:r>
-        <w:instrText xml:space="preserve"> HYPERLINK \l _Toc28228 </w:instrText>
+        <w:instrText xml:space="preserve"> HYPERLINK \l _Toc10629 </w:instrText>
       </w:r>
       <w:r>
         <w:fldChar w:fldCharType="separate"/>
@@ -5025,7 +5077,7 @@
         <w:fldChar w:fldCharType="begin"/>
       </w:r>
       <w:r>
-        <w:instrText xml:space="preserve"> PAGEREF _Toc28228 \h </w:instrText>
+        <w:instrText xml:space="preserve"> PAGEREF _Toc10629 \h </w:instrText>
       </w:r>
       <w:r>
         <w:fldChar w:fldCharType="separate"/>
@@ -5051,7 +5103,7 @@
         <w:fldChar w:fldCharType="begin"/>
       </w:r>
       <w:r>
-        <w:instrText xml:space="preserve"> HYPERLINK \l _Toc28123 </w:instrText>
+        <w:instrText xml:space="preserve"> HYPERLINK \l _Toc25596 </w:instrText>
       </w:r>
       <w:r>
         <w:fldChar w:fldCharType="separate"/>
@@ -5104,7 +5156,7 @@
         <w:fldChar w:fldCharType="begin"/>
       </w:r>
       <w:r>
-        <w:instrText xml:space="preserve"> PAGEREF _Toc28123 \h </w:instrText>
+        <w:instrText xml:space="preserve"> PAGEREF _Toc25596 \h </w:instrText>
       </w:r>
       <w:r>
         <w:fldChar w:fldCharType="separate"/>
@@ -5130,7 +5182,7 @@
         <w:fldChar w:fldCharType="begin"/>
       </w:r>
       <w:r>
-        <w:instrText xml:space="preserve"> HYPERLINK \l _Toc19888 </w:instrText>
+        <w:instrText xml:space="preserve"> HYPERLINK \l _Toc1504 </w:instrText>
       </w:r>
       <w:r>
         <w:fldChar w:fldCharType="separate"/>
@@ -5183,7 +5235,7 @@
         <w:fldChar w:fldCharType="begin"/>
       </w:r>
       <w:r>
-        <w:instrText xml:space="preserve"> PAGEREF _Toc19888 \h </w:instrText>
+        <w:instrText xml:space="preserve"> PAGEREF _Toc1504 \h </w:instrText>
       </w:r>
       <w:r>
         <w:fldChar w:fldCharType="separate"/>
@@ -5209,7 +5261,7 @@
         <w:fldChar w:fldCharType="begin"/>
       </w:r>
       <w:r>
-        <w:instrText xml:space="preserve"> HYPERLINK \l _Toc14496 </w:instrText>
+        <w:instrText xml:space="preserve"> HYPERLINK \l _Toc16640 </w:instrText>
       </w:r>
       <w:r>
         <w:fldChar w:fldCharType="separate"/>
@@ -5259,7 +5311,7 @@
         <w:fldChar w:fldCharType="begin"/>
       </w:r>
       <w:r>
-        <w:instrText xml:space="preserve"> PAGEREF _Toc14496 \h </w:instrText>
+        <w:instrText xml:space="preserve"> PAGEREF _Toc16640 \h </w:instrText>
       </w:r>
       <w:r>
         <w:fldChar w:fldCharType="separate"/>
@@ -5342,7 +5394,7 @@
         <w:snapToGrid w:val="0"/>
         <w:textAlignment w:val="baseline"/>
       </w:pPr>
-      <w:bookmarkStart w:id="1" w:name="_Toc19877"/>
+      <w:bookmarkStart w:id="1" w:name="_Toc20490"/>
       <w:r>
         <w:t>报告概述</w:t>
       </w:r>
@@ -5418,8 +5470,8 @@
         <w:snapToGrid w:val="0"/>
         <w:textAlignment w:val="baseline"/>
       </w:pPr>
-      <w:bookmarkStart w:id="2" w:name="_Toc29492"/>
-      <w:bookmarkStart w:id="3" w:name="heading_5"/>
+      <w:bookmarkStart w:id="2" w:name="heading_5"/>
+      <w:bookmarkStart w:id="3" w:name="_Toc19549"/>
       <w:r>
         <w:t>人员招聘计划执行情况</w:t>
       </w:r>
@@ -5444,8 +5496,8 @@
         <w:snapToGrid w:val="0"/>
         <w:textAlignment w:val="baseline"/>
       </w:pPr>
-      <w:bookmarkStart w:id="4" w:name="_Toc1138"/>
-      <w:bookmarkStart w:id="5" w:name="heading_6"/>
+      <w:bookmarkStart w:id="4" w:name="heading_6"/>
+      <w:bookmarkStart w:id="5" w:name="_Toc11004"/>
       <w:r>
         <w:t>招聘完成情况</w:t>
       </w:r>
@@ -5648,7 +5700,7 @@
         </w:rPr>
         <w:fldChar w:fldCharType="end"/>
       </w:r>
-      <w:bookmarkStart w:id="6" w:name="_Toc20836"/>
+      <w:bookmarkStart w:id="6" w:name="_Toc9530"/>
       <w:r>
         <w:rPr>
           <w:rFonts w:hint="default"/>
@@ -7932,8 +7984,6 @@
               </w:rPr>
               <w:t>3</w:t>
             </w:r>
-            <w:bookmarkStart w:id="50" w:name="_GoBack"/>
-            <w:bookmarkEnd w:id="50"/>
           </w:p>
         </w:tc>
         <w:tc>
@@ -8040,8 +8090,8 @@
         <w:snapToGrid w:val="0"/>
         <w:textAlignment w:val="baseline"/>
       </w:pPr>
-      <w:bookmarkStart w:id="7" w:name="_Toc10083"/>
-      <w:bookmarkStart w:id="8" w:name="heading_7"/>
+      <w:bookmarkStart w:id="7" w:name="heading_7"/>
+      <w:bookmarkStart w:id="8" w:name="_Toc25740"/>
       <w:r>
         <w:t>招聘工作成效</w:t>
       </w:r>
@@ -8148,7 +8198,7 @@
         <w:textAlignment w:val="baseline"/>
       </w:pPr>
       <w:bookmarkStart w:id="9" w:name="heading_8"/>
-      <w:bookmarkStart w:id="10" w:name="_Toc25919"/>
+      <w:bookmarkStart w:id="10" w:name="_Toc1796"/>
       <w:r>
         <w:t>存在问题与改进措施</w:t>
       </w:r>
@@ -8214,7 +8264,38 @@
           <w:szCs w:val="24"/>
           <w:shd w:val="clear" w:color="auto" w:fill="FFFFFF"/>
         </w:rPr>
-        <w:t>，人力部计划在2026年第一季度通过拓展猎头招聘渠道、建立运维项目经理专项人才库的方式，扩大候选人来源渠道，提升岗位招聘效率。同时，加强与行业内相关人才的日常联系，形成常态化的人才储备机制，确保岗位空缺时能够快速补充合适人选。</w:t>
+        <w:t>，人力部计划在2026年第一</w:t>
+      </w:r>
+      <w:r>
+        <w:rPr>
+          <w:rFonts w:hint="eastAsia" w:ascii="Segoe UI" w:hAnsi="Segoe UI" w:eastAsia="宋体" w:cs="Segoe UI"/>
+          <w:i w:val="0"/>
+          <w:iCs w:val="0"/>
+          <w:caps w:val="0"/>
+          <w:color w:val="0F1115"/>
+          <w:spacing w:val="0"/>
+          <w:sz w:val="24"/>
+          <w:szCs w:val="24"/>
+          <w:shd w:val="clear" w:color="auto" w:fill="FFFFFF"/>
+          <w:lang w:val="en-US" w:eastAsia="zh-CN"/>
+        </w:rPr>
+        <w:t>和二</w:t>
+      </w:r>
+      <w:bookmarkStart w:id="52" w:name="_GoBack"/>
+      <w:bookmarkEnd w:id="52"/>
+      <w:r>
+        <w:rPr>
+          <w:rFonts w:ascii="Segoe UI" w:hAnsi="Segoe UI" w:eastAsia="Segoe UI" w:cs="Segoe UI"/>
+          <w:i w:val="0"/>
+          <w:iCs w:val="0"/>
+          <w:caps w:val="0"/>
+          <w:color w:val="0F1115"/>
+          <w:spacing w:val="0"/>
+          <w:sz w:val="24"/>
+          <w:szCs w:val="24"/>
+          <w:shd w:val="clear" w:color="auto" w:fill="FFFFFF"/>
+        </w:rPr>
+        <w:t>季度通过拓展猎头招聘渠道、建立运维项目经理专项人才库的方式，扩大候选人来源渠道，提升岗位招聘效率。同时，加强与行业内相关人才的日常联系，形成常态化的人才储备机制，确保岗位空缺时能够快速补充合适人选。</w:t>
       </w:r>
     </w:p>
     <w:p>
@@ -8236,7 +8317,7 @@
         <w:textAlignment w:val="baseline"/>
       </w:pPr>
       <w:bookmarkStart w:id="11" w:name="heading_9"/>
-      <w:bookmarkStart w:id="12" w:name="_Toc30605"/>
+      <w:bookmarkStart w:id="12" w:name="_Toc980"/>
       <w:r>
         <w:t>人员储备计划执行情况</w:t>
       </w:r>
@@ -8262,7 +8343,7 @@
         <w:textAlignment w:val="baseline"/>
       </w:pPr>
       <w:bookmarkStart w:id="13" w:name="heading_10"/>
-      <w:bookmarkStart w:id="14" w:name="_Toc23853"/>
+      <w:bookmarkStart w:id="14" w:name="_Toc11185"/>
       <w:r>
         <w:t>储备完成情况</w:t>
       </w:r>
@@ -8445,7 +8526,7 @@
         </w:rPr>
         <w:fldChar w:fldCharType="end"/>
       </w:r>
-      <w:bookmarkStart w:id="15" w:name="_Toc3668"/>
+      <w:bookmarkStart w:id="15" w:name="_Toc9409"/>
       <w:r>
         <w:rPr>
           <w:rFonts w:hint="default"/>
@@ -8954,7 +9035,6 @@
             <w:insideH w:val="none" w:color="auto" w:sz="0" w:space="0"/>
             <w:insideV w:val="none" w:color="auto" w:sz="0" w:space="0"/>
           </w:tblBorders>
-          <w:shd w:val="clear" w:color="auto" w:fill="auto"/>
           <w:tblCellMar>
             <w:top w:w="15" w:type="dxa"/>
             <w:left w:w="15" w:type="dxa"/>
@@ -9379,7 +9459,6 @@
             <w:insideH w:val="none" w:color="auto" w:sz="0" w:space="0"/>
             <w:insideV w:val="none" w:color="auto" w:sz="0" w:space="0"/>
           </w:tblBorders>
-          <w:shd w:val="clear" w:color="auto" w:fill="auto"/>
           <w:tblCellMar>
             <w:top w:w="15" w:type="dxa"/>
             <w:left w:w="15" w:type="dxa"/>
@@ -9838,7 +9917,7 @@
         <w:textAlignment w:val="baseline"/>
       </w:pPr>
       <w:bookmarkStart w:id="16" w:name="heading_11"/>
-      <w:bookmarkStart w:id="17" w:name="_Toc5668"/>
+      <w:bookmarkStart w:id="17" w:name="_Toc14431"/>
       <w:r>
         <w:t>储备培养情况</w:t>
       </w:r>
@@ -9944,8 +10023,8 @@
         <w:snapToGrid w:val="0"/>
         <w:textAlignment w:val="baseline"/>
       </w:pPr>
-      <w:bookmarkStart w:id="18" w:name="_Toc12144"/>
-      <w:bookmarkStart w:id="19" w:name="heading_12"/>
+      <w:bookmarkStart w:id="18" w:name="heading_12"/>
+      <w:bookmarkStart w:id="19" w:name="_Toc10227"/>
       <w:r>
         <w:t>存在问题与改进措施</w:t>
       </w:r>
@@ -10004,7 +10083,7 @@
         <w:textAlignment w:val="baseline"/>
       </w:pPr>
       <w:bookmarkStart w:id="20" w:name="heading_13"/>
-      <w:bookmarkStart w:id="21" w:name="_Toc20964"/>
+      <w:bookmarkStart w:id="21" w:name="_Toc28940"/>
       <w:r>
         <w:t>人员培训计划执行情况</w:t>
       </w:r>
@@ -10029,8 +10108,8 @@
         <w:snapToGrid w:val="0"/>
         <w:textAlignment w:val="baseline"/>
       </w:pPr>
-      <w:bookmarkStart w:id="22" w:name="_Toc11947"/>
-      <w:bookmarkStart w:id="23" w:name="heading_14"/>
+      <w:bookmarkStart w:id="22" w:name="heading_14"/>
+      <w:bookmarkStart w:id="23" w:name="_Toc1076"/>
       <w:r>
         <w:t>培训完成情况</w:t>
       </w:r>
@@ -10233,7 +10312,7 @@
         </w:rPr>
         <w:fldChar w:fldCharType="end"/>
       </w:r>
-      <w:bookmarkStart w:id="24" w:name="_Toc8734"/>
+      <w:bookmarkStart w:id="24" w:name="_Toc28801"/>
       <w:r>
         <w:rPr>
           <w:rFonts w:hint="default"/>
@@ -10322,7 +10401,6 @@
               <w:bottom w:val="nil"/>
               <w:right w:val="nil"/>
             </w:tcBorders>
-            <w:noWrap w:val="0"/>
             <w:tcMar>
               <w:top w:w="60" w:type="dxa"/>
               <w:left w:w="120" w:type="dxa"/>
@@ -10372,7 +10450,6 @@
               <w:bottom w:val="nil"/>
               <w:right w:val="nil"/>
             </w:tcBorders>
-            <w:noWrap w:val="0"/>
             <w:tcMar>
               <w:top w:w="60" w:type="dxa"/>
               <w:left w:w="120" w:type="dxa"/>
@@ -10422,7 +10499,6 @@
               <w:bottom w:val="nil"/>
               <w:right w:val="nil"/>
             </w:tcBorders>
-            <w:noWrap w:val="0"/>
             <w:tcMar>
               <w:top w:w="60" w:type="dxa"/>
               <w:left w:w="120" w:type="dxa"/>
@@ -10472,7 +10548,6 @@
               <w:bottom w:val="nil"/>
               <w:right w:val="nil"/>
             </w:tcBorders>
-            <w:noWrap w:val="0"/>
             <w:tcMar>
               <w:top w:w="60" w:type="dxa"/>
               <w:left w:w="120" w:type="dxa"/>
@@ -10522,7 +10597,6 @@
               <w:bottom w:val="nil"/>
               <w:right w:val="single" w:color="auto" w:sz="12" w:space="0"/>
             </w:tcBorders>
-            <w:noWrap w:val="0"/>
             <w:tcMar>
               <w:top w:w="60" w:type="dxa"/>
               <w:left w:w="120" w:type="dxa"/>
@@ -10602,7 +10676,6 @@
               <w:bottom w:val="nil"/>
               <w:right w:val="nil"/>
             </w:tcBorders>
-            <w:noWrap w:val="0"/>
             <w:tcMar>
               <w:top w:w="60" w:type="dxa"/>
               <w:left w:w="120" w:type="dxa"/>
@@ -10654,7 +10727,6 @@
               <w:bottom w:val="nil"/>
               <w:right w:val="nil"/>
             </w:tcBorders>
-            <w:noWrap w:val="0"/>
             <w:tcMar>
               <w:top w:w="60" w:type="dxa"/>
               <w:left w:w="120" w:type="dxa"/>
@@ -10703,7 +10775,6 @@
               <w:bottom w:val="nil"/>
               <w:right w:val="nil"/>
             </w:tcBorders>
-            <w:noWrap w:val="0"/>
             <w:tcMar>
               <w:top w:w="60" w:type="dxa"/>
               <w:left w:w="120" w:type="dxa"/>
@@ -10755,7 +10826,6 @@
               <w:bottom w:val="nil"/>
               <w:right w:val="nil"/>
             </w:tcBorders>
-            <w:noWrap w:val="0"/>
             <w:tcMar>
               <w:top w:w="60" w:type="dxa"/>
               <w:left w:w="120" w:type="dxa"/>
@@ -10807,7 +10877,6 @@
               <w:bottom w:val="nil"/>
               <w:right w:val="single" w:color="auto" w:sz="12" w:space="0"/>
             </w:tcBorders>
-            <w:noWrap w:val="0"/>
             <w:tcMar>
               <w:top w:w="60" w:type="dxa"/>
               <w:left w:w="120" w:type="dxa"/>
@@ -10882,7 +10951,6 @@
               <w:bottom w:val="nil"/>
               <w:right w:val="nil"/>
             </w:tcBorders>
-            <w:noWrap w:val="0"/>
             <w:tcMar>
               <w:top w:w="60" w:type="dxa"/>
               <w:left w:w="120" w:type="dxa"/>
@@ -10934,7 +11002,6 @@
               <w:bottom w:val="nil"/>
               <w:right w:val="nil"/>
             </w:tcBorders>
-            <w:noWrap w:val="0"/>
             <w:tcMar>
               <w:top w:w="60" w:type="dxa"/>
               <w:left w:w="120" w:type="dxa"/>
@@ -10983,7 +11050,6 @@
               <w:bottom w:val="nil"/>
               <w:right w:val="nil"/>
             </w:tcBorders>
-            <w:noWrap w:val="0"/>
             <w:tcMar>
               <w:top w:w="60" w:type="dxa"/>
               <w:left w:w="120" w:type="dxa"/>
@@ -11035,7 +11101,6 @@
               <w:bottom w:val="nil"/>
               <w:right w:val="nil"/>
             </w:tcBorders>
-            <w:noWrap w:val="0"/>
             <w:tcMar>
               <w:top w:w="60" w:type="dxa"/>
               <w:left w:w="120" w:type="dxa"/>
@@ -11087,7 +11152,6 @@
               <w:bottom w:val="nil"/>
               <w:right w:val="single" w:color="auto" w:sz="12" w:space="0"/>
             </w:tcBorders>
-            <w:noWrap w:val="0"/>
             <w:tcMar>
               <w:top w:w="60" w:type="dxa"/>
               <w:left w:w="120" w:type="dxa"/>
@@ -11161,7 +11225,6 @@
               <w:bottom w:val="nil"/>
               <w:right w:val="nil"/>
             </w:tcBorders>
-            <w:noWrap w:val="0"/>
             <w:tcMar>
               <w:top w:w="60" w:type="dxa"/>
               <w:left w:w="120" w:type="dxa"/>
@@ -11213,7 +11276,6 @@
               <w:bottom w:val="nil"/>
               <w:right w:val="nil"/>
             </w:tcBorders>
-            <w:noWrap w:val="0"/>
             <w:tcMar>
               <w:top w:w="60" w:type="dxa"/>
               <w:left w:w="120" w:type="dxa"/>
@@ -11262,7 +11324,6 @@
               <w:bottom w:val="nil"/>
               <w:right w:val="nil"/>
             </w:tcBorders>
-            <w:noWrap w:val="0"/>
             <w:tcMar>
               <w:top w:w="60" w:type="dxa"/>
               <w:left w:w="120" w:type="dxa"/>
@@ -11314,7 +11375,6 @@
               <w:bottom w:val="nil"/>
               <w:right w:val="nil"/>
             </w:tcBorders>
-            <w:noWrap w:val="0"/>
             <w:tcMar>
               <w:top w:w="60" w:type="dxa"/>
               <w:left w:w="120" w:type="dxa"/>
@@ -11366,7 +11426,6 @@
               <w:bottom w:val="nil"/>
               <w:right w:val="single" w:color="auto" w:sz="12" w:space="0"/>
             </w:tcBorders>
-            <w:noWrap w:val="0"/>
             <w:tcMar>
               <w:top w:w="60" w:type="dxa"/>
               <w:left w:w="120" w:type="dxa"/>
@@ -11440,7 +11499,6 @@
               <w:bottom w:val="nil"/>
               <w:right w:val="nil"/>
             </w:tcBorders>
-            <w:noWrap w:val="0"/>
             <w:tcMar>
               <w:top w:w="60" w:type="dxa"/>
               <w:left w:w="120" w:type="dxa"/>
@@ -11492,7 +11550,6 @@
               <w:bottom w:val="nil"/>
               <w:right w:val="nil"/>
             </w:tcBorders>
-            <w:noWrap w:val="0"/>
             <w:tcMar>
               <w:top w:w="60" w:type="dxa"/>
               <w:left w:w="120" w:type="dxa"/>
@@ -11541,7 +11598,6 @@
               <w:bottom w:val="nil"/>
               <w:right w:val="nil"/>
             </w:tcBorders>
-            <w:noWrap w:val="0"/>
             <w:tcMar>
               <w:top w:w="60" w:type="dxa"/>
               <w:left w:w="120" w:type="dxa"/>
@@ -11593,7 +11649,6 @@
               <w:bottom w:val="nil"/>
               <w:right w:val="nil"/>
             </w:tcBorders>
-            <w:noWrap w:val="0"/>
             <w:tcMar>
               <w:top w:w="60" w:type="dxa"/>
               <w:left w:w="120" w:type="dxa"/>
@@ -11645,7 +11700,6 @@
               <w:bottom w:val="nil"/>
               <w:right w:val="single" w:color="auto" w:sz="12" w:space="0"/>
             </w:tcBorders>
-            <w:noWrap w:val="0"/>
             <w:tcMar>
               <w:top w:w="60" w:type="dxa"/>
               <w:left w:w="120" w:type="dxa"/>
@@ -11719,7 +11773,6 @@
               <w:bottom w:val="nil"/>
               <w:right w:val="nil"/>
             </w:tcBorders>
-            <w:noWrap w:val="0"/>
             <w:tcMar>
               <w:top w:w="60" w:type="dxa"/>
               <w:left w:w="120" w:type="dxa"/>
@@ -11771,7 +11824,6 @@
               <w:bottom w:val="nil"/>
               <w:right w:val="nil"/>
             </w:tcBorders>
-            <w:noWrap w:val="0"/>
             <w:tcMar>
               <w:top w:w="60" w:type="dxa"/>
               <w:left w:w="120" w:type="dxa"/>
@@ -11820,7 +11872,6 @@
               <w:bottom w:val="nil"/>
               <w:right w:val="nil"/>
             </w:tcBorders>
-            <w:noWrap w:val="0"/>
             <w:tcMar>
               <w:top w:w="60" w:type="dxa"/>
               <w:left w:w="120" w:type="dxa"/>
@@ -11872,7 +11923,6 @@
               <w:bottom w:val="nil"/>
               <w:right w:val="nil"/>
             </w:tcBorders>
-            <w:noWrap w:val="0"/>
             <w:tcMar>
               <w:top w:w="60" w:type="dxa"/>
               <w:left w:w="120" w:type="dxa"/>
@@ -11924,7 +11974,6 @@
               <w:bottom w:val="nil"/>
               <w:right w:val="single" w:color="auto" w:sz="12" w:space="0"/>
             </w:tcBorders>
-            <w:noWrap w:val="0"/>
             <w:tcMar>
               <w:top w:w="60" w:type="dxa"/>
               <w:left w:w="120" w:type="dxa"/>
@@ -11998,7 +12047,6 @@
               <w:bottom w:val="nil"/>
               <w:right w:val="nil"/>
             </w:tcBorders>
-            <w:noWrap w:val="0"/>
             <w:tcMar>
               <w:top w:w="60" w:type="dxa"/>
               <w:left w:w="120" w:type="dxa"/>
@@ -12050,7 +12098,6 @@
               <w:bottom w:val="nil"/>
               <w:right w:val="nil"/>
             </w:tcBorders>
-            <w:noWrap w:val="0"/>
             <w:tcMar>
               <w:top w:w="60" w:type="dxa"/>
               <w:left w:w="120" w:type="dxa"/>
@@ -12099,7 +12146,6 @@
               <w:bottom w:val="nil"/>
               <w:right w:val="nil"/>
             </w:tcBorders>
-            <w:noWrap w:val="0"/>
             <w:tcMar>
               <w:top w:w="60" w:type="dxa"/>
               <w:left w:w="120" w:type="dxa"/>
@@ -12151,7 +12197,6 @@
               <w:bottom w:val="nil"/>
               <w:right w:val="nil"/>
             </w:tcBorders>
-            <w:noWrap w:val="0"/>
             <w:tcMar>
               <w:top w:w="60" w:type="dxa"/>
               <w:left w:w="120" w:type="dxa"/>
@@ -12203,7 +12248,6 @@
               <w:bottom w:val="nil"/>
               <w:right w:val="single" w:color="auto" w:sz="12" w:space="0"/>
             </w:tcBorders>
-            <w:noWrap w:val="0"/>
             <w:tcMar>
               <w:top w:w="60" w:type="dxa"/>
               <w:left w:w="120" w:type="dxa"/>
@@ -12277,7 +12321,6 @@
               <w:bottom w:val="nil"/>
               <w:right w:val="nil"/>
             </w:tcBorders>
-            <w:noWrap w:val="0"/>
             <w:tcMar>
               <w:top w:w="60" w:type="dxa"/>
               <w:left w:w="120" w:type="dxa"/>
@@ -12329,7 +12372,6 @@
               <w:bottom w:val="nil"/>
               <w:right w:val="nil"/>
             </w:tcBorders>
-            <w:noWrap w:val="0"/>
             <w:tcMar>
               <w:top w:w="60" w:type="dxa"/>
               <w:left w:w="120" w:type="dxa"/>
@@ -12378,7 +12420,6 @@
               <w:bottom w:val="nil"/>
               <w:right w:val="nil"/>
             </w:tcBorders>
-            <w:noWrap w:val="0"/>
             <w:tcMar>
               <w:top w:w="60" w:type="dxa"/>
               <w:left w:w="120" w:type="dxa"/>
@@ -12430,7 +12471,6 @@
               <w:bottom w:val="nil"/>
               <w:right w:val="nil"/>
             </w:tcBorders>
-            <w:noWrap w:val="0"/>
             <w:tcMar>
               <w:top w:w="60" w:type="dxa"/>
               <w:left w:w="120" w:type="dxa"/>
@@ -12482,7 +12522,6 @@
               <w:bottom w:val="nil"/>
               <w:right w:val="single" w:color="auto" w:sz="12" w:space="0"/>
             </w:tcBorders>
-            <w:noWrap w:val="0"/>
             <w:tcMar>
               <w:top w:w="60" w:type="dxa"/>
               <w:left w:w="120" w:type="dxa"/>
@@ -12556,7 +12595,6 @@
               <w:bottom w:val="nil"/>
               <w:right w:val="nil"/>
             </w:tcBorders>
-            <w:noWrap w:val="0"/>
             <w:tcMar>
               <w:top w:w="60" w:type="dxa"/>
               <w:left w:w="120" w:type="dxa"/>
@@ -12608,7 +12646,6 @@
               <w:bottom w:val="nil"/>
               <w:right w:val="nil"/>
             </w:tcBorders>
-            <w:noWrap w:val="0"/>
             <w:tcMar>
               <w:top w:w="60" w:type="dxa"/>
               <w:left w:w="120" w:type="dxa"/>
@@ -12657,7 +12694,6 @@
               <w:bottom w:val="nil"/>
               <w:right w:val="nil"/>
             </w:tcBorders>
-            <w:noWrap w:val="0"/>
             <w:tcMar>
               <w:top w:w="60" w:type="dxa"/>
               <w:left w:w="120" w:type="dxa"/>
@@ -12709,7 +12745,6 @@
               <w:bottom w:val="nil"/>
               <w:right w:val="nil"/>
             </w:tcBorders>
-            <w:noWrap w:val="0"/>
             <w:tcMar>
               <w:top w:w="60" w:type="dxa"/>
               <w:left w:w="120" w:type="dxa"/>
@@ -12761,7 +12796,6 @@
               <w:bottom w:val="nil"/>
               <w:right w:val="single" w:color="auto" w:sz="12" w:space="0"/>
             </w:tcBorders>
-            <w:noWrap w:val="0"/>
             <w:tcMar>
               <w:top w:w="60" w:type="dxa"/>
               <w:left w:w="120" w:type="dxa"/>
@@ -12835,7 +12869,6 @@
               <w:bottom w:val="nil"/>
               <w:right w:val="nil"/>
             </w:tcBorders>
-            <w:noWrap w:val="0"/>
             <w:tcMar>
               <w:top w:w="60" w:type="dxa"/>
               <w:left w:w="120" w:type="dxa"/>
@@ -12887,7 +12920,6 @@
               <w:bottom w:val="nil"/>
               <w:right w:val="nil"/>
             </w:tcBorders>
-            <w:noWrap w:val="0"/>
             <w:tcMar>
               <w:top w:w="60" w:type="dxa"/>
               <w:left w:w="120" w:type="dxa"/>
@@ -12936,7 +12968,6 @@
               <w:bottom w:val="nil"/>
               <w:right w:val="nil"/>
             </w:tcBorders>
-            <w:noWrap w:val="0"/>
             <w:tcMar>
               <w:top w:w="60" w:type="dxa"/>
               <w:left w:w="120" w:type="dxa"/>
@@ -12990,7 +13021,6 @@
               <w:bottom w:val="nil"/>
               <w:right w:val="nil"/>
             </w:tcBorders>
-            <w:noWrap w:val="0"/>
             <w:tcMar>
               <w:top w:w="60" w:type="dxa"/>
               <w:left w:w="120" w:type="dxa"/>
@@ -13042,7 +13072,6 @@
               <w:bottom w:val="nil"/>
               <w:right w:val="single" w:color="auto" w:sz="12" w:space="0"/>
             </w:tcBorders>
-            <w:noWrap w:val="0"/>
             <w:tcMar>
               <w:top w:w="60" w:type="dxa"/>
               <w:left w:w="120" w:type="dxa"/>
@@ -13116,7 +13145,6 @@
               <w:bottom w:val="nil"/>
               <w:right w:val="nil"/>
             </w:tcBorders>
-            <w:noWrap w:val="0"/>
             <w:tcMar>
               <w:top w:w="60" w:type="dxa"/>
               <w:left w:w="120" w:type="dxa"/>
@@ -13168,7 +13196,6 @@
               <w:bottom w:val="nil"/>
               <w:right w:val="nil"/>
             </w:tcBorders>
-            <w:noWrap w:val="0"/>
             <w:tcMar>
               <w:top w:w="60" w:type="dxa"/>
               <w:left w:w="120" w:type="dxa"/>
@@ -13217,7 +13244,6 @@
               <w:bottom w:val="nil"/>
               <w:right w:val="nil"/>
             </w:tcBorders>
-            <w:noWrap w:val="0"/>
             <w:tcMar>
               <w:top w:w="60" w:type="dxa"/>
               <w:left w:w="120" w:type="dxa"/>
@@ -13271,7 +13297,6 @@
               <w:bottom w:val="nil"/>
               <w:right w:val="nil"/>
             </w:tcBorders>
-            <w:noWrap w:val="0"/>
             <w:tcMar>
               <w:top w:w="60" w:type="dxa"/>
               <w:left w:w="120" w:type="dxa"/>
@@ -13323,7 +13348,6 @@
               <w:bottom w:val="nil"/>
               <w:right w:val="single" w:color="auto" w:sz="12" w:space="0"/>
             </w:tcBorders>
-            <w:noWrap w:val="0"/>
             <w:tcMar>
               <w:top w:w="60" w:type="dxa"/>
               <w:left w:w="120" w:type="dxa"/>
@@ -13398,7 +13422,6 @@
               <w:right w:val="nil"/>
             </w:tcBorders>
             <w:shd w:val="clear" w:color="auto" w:fill="auto"/>
-            <w:noWrap w:val="0"/>
             <w:tcMar>
               <w:top w:w="60" w:type="dxa"/>
               <w:left w:w="120" w:type="dxa"/>
@@ -13456,7 +13479,6 @@
               <w:right w:val="nil"/>
             </w:tcBorders>
             <w:shd w:val="clear" w:color="auto" w:fill="auto"/>
-            <w:noWrap w:val="0"/>
             <w:tcMar>
               <w:top w:w="60" w:type="dxa"/>
               <w:left w:w="120" w:type="dxa"/>
@@ -13511,7 +13533,6 @@
               <w:right w:val="nil"/>
             </w:tcBorders>
             <w:shd w:val="clear" w:color="auto" w:fill="auto"/>
-            <w:noWrap w:val="0"/>
             <w:tcMar>
               <w:top w:w="60" w:type="dxa"/>
               <w:left w:w="120" w:type="dxa"/>
@@ -13569,7 +13590,6 @@
               <w:right w:val="nil"/>
             </w:tcBorders>
             <w:shd w:val="clear" w:color="auto" w:fill="auto"/>
-            <w:noWrap w:val="0"/>
             <w:tcMar>
               <w:top w:w="60" w:type="dxa"/>
               <w:left w:w="120" w:type="dxa"/>
@@ -13642,7 +13662,6 @@
               <w:right w:val="single" w:color="auto" w:sz="12" w:space="0"/>
             </w:tcBorders>
             <w:shd w:val="clear" w:color="auto" w:fill="auto"/>
-            <w:noWrap w:val="0"/>
             <w:tcMar>
               <w:top w:w="60" w:type="dxa"/>
               <w:left w:w="120" w:type="dxa"/>
@@ -13721,7 +13740,6 @@
               <w:bottom w:val="nil"/>
               <w:right w:val="nil"/>
             </w:tcBorders>
-            <w:noWrap w:val="0"/>
             <w:tcMar>
               <w:top w:w="60" w:type="dxa"/>
               <w:left w:w="120" w:type="dxa"/>
@@ -13773,7 +13791,6 @@
               <w:bottom w:val="nil"/>
               <w:right w:val="nil"/>
             </w:tcBorders>
-            <w:noWrap w:val="0"/>
             <w:tcMar>
               <w:top w:w="60" w:type="dxa"/>
               <w:left w:w="120" w:type="dxa"/>
@@ -13822,7 +13839,6 @@
               <w:bottom w:val="nil"/>
               <w:right w:val="nil"/>
             </w:tcBorders>
-            <w:noWrap w:val="0"/>
             <w:tcMar>
               <w:top w:w="60" w:type="dxa"/>
               <w:left w:w="120" w:type="dxa"/>
@@ -13874,7 +13890,6 @@
               <w:bottom w:val="nil"/>
               <w:right w:val="nil"/>
             </w:tcBorders>
-            <w:noWrap w:val="0"/>
             <w:tcMar>
               <w:top w:w="60" w:type="dxa"/>
               <w:left w:w="120" w:type="dxa"/>
@@ -13926,7 +13941,6 @@
               <w:bottom w:val="nil"/>
               <w:right w:val="single" w:color="auto" w:sz="12" w:space="0"/>
             </w:tcBorders>
-            <w:noWrap w:val="0"/>
             <w:tcMar>
               <w:top w:w="60" w:type="dxa"/>
               <w:left w:w="120" w:type="dxa"/>
@@ -14000,7 +14014,6 @@
               <w:bottom w:val="single" w:color="auto" w:sz="12" w:space="0"/>
               <w:right w:val="nil"/>
             </w:tcBorders>
-            <w:noWrap w:val="0"/>
             <w:tcMar>
               <w:top w:w="60" w:type="dxa"/>
               <w:left w:w="120" w:type="dxa"/>
@@ -14052,7 +14065,6 @@
               <w:bottom w:val="single" w:color="auto" w:sz="12" w:space="0"/>
               <w:right w:val="nil"/>
             </w:tcBorders>
-            <w:noWrap w:val="0"/>
             <w:tcMar>
               <w:top w:w="60" w:type="dxa"/>
               <w:left w:w="120" w:type="dxa"/>
@@ -14101,7 +14113,6 @@
               <w:bottom w:val="single" w:color="auto" w:sz="12" w:space="0"/>
               <w:right w:val="nil"/>
             </w:tcBorders>
-            <w:noWrap w:val="0"/>
             <w:tcMar>
               <w:top w:w="60" w:type="dxa"/>
               <w:left w:w="120" w:type="dxa"/>
@@ -14153,7 +14164,6 @@
               <w:bottom w:val="single" w:color="auto" w:sz="12" w:space="0"/>
               <w:right w:val="nil"/>
             </w:tcBorders>
-            <w:noWrap w:val="0"/>
             <w:tcMar>
               <w:top w:w="60" w:type="dxa"/>
               <w:left w:w="120" w:type="dxa"/>
@@ -14205,7 +14215,6 @@
               <w:bottom w:val="single" w:color="auto" w:sz="12" w:space="0"/>
               <w:right w:val="single" w:color="auto" w:sz="12" w:space="0"/>
             </w:tcBorders>
-            <w:noWrap w:val="0"/>
             <w:tcMar>
               <w:top w:w="60" w:type="dxa"/>
               <w:left w:w="120" w:type="dxa"/>
@@ -14269,7 +14278,7 @@
         <w:textAlignment w:val="baseline"/>
       </w:pPr>
       <w:bookmarkStart w:id="25" w:name="heading_15"/>
-      <w:bookmarkStart w:id="26" w:name="_Toc24160"/>
+      <w:bookmarkStart w:id="26" w:name="_Toc7574"/>
       <w:r>
         <w:t>培训预算执行情况</w:t>
       </w:r>
@@ -14410,7 +14419,7 @@
         </w:rPr>
         <w:fldChar w:fldCharType="end"/>
       </w:r>
-      <w:bookmarkStart w:id="27" w:name="_Toc4821"/>
+      <w:bookmarkStart w:id="27" w:name="_Toc19139"/>
       <w:r>
         <w:rPr>
           <w:rFonts w:hint="default"/>
@@ -16258,7 +16267,7 @@
         <w:textAlignment w:val="baseline"/>
       </w:pPr>
       <w:bookmarkStart w:id="28" w:name="heading_16"/>
-      <w:bookmarkStart w:id="29" w:name="_Toc1491"/>
+      <w:bookmarkStart w:id="29" w:name="_Toc15953"/>
       <w:r>
         <w:t>培训效果评估</w:t>
       </w:r>
@@ -16362,7 +16371,7 @@
           <w:lang w:val="en-US" w:eastAsia="zh-CN"/>
         </w:rPr>
       </w:pPr>
-      <w:bookmarkStart w:id="30" w:name="_Toc4536"/>
+      <w:bookmarkStart w:id="30" w:name="_Toc9518"/>
       <w:r>
         <w:rPr>
           <w:rFonts w:hint="eastAsia"/>
@@ -16381,7 +16390,7 @@
           <w:lang w:val="en-US" w:eastAsia="zh-CN"/>
         </w:rPr>
       </w:pPr>
-      <w:bookmarkStart w:id="31" w:name="_Toc13696"/>
+      <w:bookmarkStart w:id="31" w:name="_Toc9818"/>
       <w:r>
         <w:rPr>
           <w:rFonts w:hint="eastAsia"/>
@@ -16525,7 +16534,7 @@
         </w:rPr>
         <w:fldChar w:fldCharType="end"/>
       </w:r>
-      <w:bookmarkStart w:id="32" w:name="_Toc13667"/>
+      <w:bookmarkStart w:id="32" w:name="_Toc4142"/>
       <w:r>
         <w:rPr>
           <w:rFonts w:hint="default"/>
@@ -18154,7 +18163,7 @@
           <w:lang w:val="en-US" w:eastAsia="zh-CN"/>
         </w:rPr>
       </w:pPr>
-      <w:bookmarkStart w:id="33" w:name="_Toc18740"/>
+      <w:bookmarkStart w:id="33" w:name="_Toc3777"/>
       <w:r>
         <w:rPr>
           <w:rFonts w:hint="eastAsia"/>
@@ -18186,7 +18195,6 @@
           <w:lang w:val="en-US" w:eastAsia="zh-CN"/>
         </w:rPr>
       </w:pPr>
-      <w:bookmarkStart w:id="34" w:name="_Toc20644"/>
       <w:r>
         <w:rPr>
           <w:rFonts w:hint="eastAsia" w:ascii="Segoe UI" w:hAnsi="Segoe UI" w:eastAsia="宋体" w:cs="Segoe UI"/>
@@ -18284,6 +18292,7 @@
           <w:lang w:val="en-US" w:eastAsia="zh-CN"/>
         </w:rPr>
       </w:pPr>
+      <w:bookmarkStart w:id="34" w:name="_Toc10808"/>
       <w:r>
         <w:rPr>
           <w:rFonts w:hint="eastAsia"/>
@@ -18302,7 +18311,7 @@
           <w:lang w:val="en-US" w:eastAsia="zh-CN"/>
         </w:rPr>
       </w:pPr>
-      <w:bookmarkStart w:id="35" w:name="_Toc29601"/>
+      <w:bookmarkStart w:id="35" w:name="_Toc20601"/>
       <w:r>
         <w:rPr>
           <w:rFonts w:hint="eastAsia"/>
@@ -18477,7 +18486,7 @@
         </w:rPr>
         <w:fldChar w:fldCharType="end"/>
       </w:r>
-      <w:bookmarkStart w:id="36" w:name="_Toc13762"/>
+      <w:bookmarkStart w:id="36" w:name="_Toc27472"/>
       <w:r>
         <w:rPr>
           <w:rFonts w:hint="default"/>
@@ -18546,7 +18555,6 @@
             <w:insideH w:val="none" w:color="auto" w:sz="0" w:space="0"/>
             <w:insideV w:val="none" w:color="auto" w:sz="0" w:space="0"/>
           </w:tblBorders>
-          <w:shd w:val="clear" w:color="auto" w:fill="FFFFFF"/>
           <w:tblCellMar>
             <w:top w:w="15" w:type="dxa"/>
             <w:left w:w="15" w:type="dxa"/>
@@ -19924,7 +19932,6 @@
             <w:insideH w:val="none" w:color="auto" w:sz="0" w:space="0"/>
             <w:insideV w:val="none" w:color="auto" w:sz="0" w:space="0"/>
           </w:tblBorders>
-          <w:shd w:val="clear" w:color="auto" w:fill="FFFFFF"/>
           <w:tblCellMar>
             <w:top w:w="15" w:type="dxa"/>
             <w:left w:w="15" w:type="dxa"/>
@@ -20305,7 +20312,7 @@
           <w:lang w:val="en-US" w:eastAsia="zh-CN"/>
         </w:rPr>
       </w:pPr>
-      <w:bookmarkStart w:id="37" w:name="_Toc7152"/>
+      <w:bookmarkStart w:id="37" w:name="_Toc20404"/>
       <w:r>
         <w:rPr>
           <w:rFonts w:hint="eastAsia"/>
@@ -20337,7 +20344,6 @@
           <w:lang w:val="en-US" w:eastAsia="zh-CN"/>
         </w:rPr>
       </w:pPr>
-      <w:bookmarkStart w:id="38" w:name="_Toc30622"/>
       <w:r>
         <w:rPr>
           <w:rFonts w:hint="eastAsia" w:ascii="Segoe UI" w:hAnsi="Segoe UI" w:eastAsia="宋体" w:cs="Segoe UI"/>
@@ -20493,6 +20499,7 @@
           <w:lang w:val="en-US" w:eastAsia="zh-CN"/>
         </w:rPr>
       </w:pPr>
+      <w:bookmarkStart w:id="38" w:name="_Toc10300"/>
       <w:r>
         <w:rPr>
           <w:rFonts w:hint="eastAsia"/>
@@ -20636,7 +20643,7 @@
         </w:rPr>
         <w:fldChar w:fldCharType="end"/>
       </w:r>
-      <w:bookmarkStart w:id="39" w:name="_Toc28228"/>
+      <w:bookmarkStart w:id="39" w:name="_Toc10629"/>
       <w:r>
         <w:rPr>
           <w:rFonts w:hint="default"/>
@@ -21861,7 +21868,7 @@
           <w:lang w:val="en-US" w:eastAsia="zh-CN"/>
         </w:rPr>
       </w:pPr>
-      <w:bookmarkStart w:id="40" w:name="_Toc3446"/>
+      <w:bookmarkStart w:id="40" w:name="_Toc22379"/>
       <w:r>
         <w:rPr>
           <w:rFonts w:hint="eastAsia"/>
@@ -21880,7 +21887,7 @@
           <w:lang w:val="en-US" w:eastAsia="zh-CN"/>
         </w:rPr>
       </w:pPr>
-      <w:bookmarkStart w:id="41" w:name="_Toc7479"/>
+      <w:bookmarkStart w:id="41" w:name="_Toc11576"/>
       <w:r>
         <w:rPr>
           <w:rFonts w:hint="eastAsia"/>
@@ -22039,7 +22046,7 @@
         </w:rPr>
         <w:fldChar w:fldCharType="end"/>
       </w:r>
-      <w:bookmarkStart w:id="42" w:name="_Toc28123"/>
+      <w:bookmarkStart w:id="42" w:name="_Toc25596"/>
       <w:r>
         <w:rPr>
           <w:rFonts w:hint="default"/>
@@ -22099,6 +22106,7 @@
             <w:insideH w:val="none" w:color="auto" w:sz="0" w:space="0"/>
             <w:insideV w:val="none" w:color="auto" w:sz="0" w:space="0"/>
           </w:tblBorders>
+          <w:shd w:val="clear" w:color="auto" w:fill="auto"/>
           <w:tblCellMar>
             <w:top w:w="15" w:type="dxa"/>
             <w:left w:w="15" w:type="dxa"/>
@@ -23810,7 +23818,7 @@
           <w:lang w:val="en-US" w:eastAsia="zh-CN"/>
         </w:rPr>
       </w:pPr>
-      <w:bookmarkStart w:id="43" w:name="_Toc22089"/>
+      <w:bookmarkStart w:id="43" w:name="_Toc6326"/>
       <w:r>
         <w:rPr>
           <w:rFonts w:hint="eastAsia"/>
@@ -23954,7 +23962,7 @@
         </w:rPr>
         <w:fldChar w:fldCharType="end"/>
       </w:r>
-      <w:bookmarkStart w:id="44" w:name="_Toc19888"/>
+      <w:bookmarkStart w:id="44" w:name="_Toc1504"/>
       <w:r>
         <w:rPr>
           <w:rFonts w:hint="default"/>
@@ -24012,6 +24020,7 @@
             <w:insideH w:val="none" w:color="auto" w:sz="0" w:space="0"/>
             <w:insideV w:val="none" w:color="auto" w:sz="0" w:space="0"/>
           </w:tblBorders>
+          <w:shd w:val="clear" w:color="auto" w:fill="auto"/>
           <w:tblCellMar>
             <w:top w:w="15" w:type="dxa"/>
             <w:left w:w="15" w:type="dxa"/>
@@ -25424,7 +25433,7 @@
           <w:lang w:val="en-US" w:eastAsia="zh-CN"/>
         </w:rPr>
       </w:pPr>
-      <w:bookmarkStart w:id="45" w:name="_Toc7557"/>
+      <w:bookmarkStart w:id="45" w:name="_Toc2749"/>
       <w:r>
         <w:rPr>
           <w:rFonts w:hint="eastAsia"/>
@@ -25513,7 +25522,7 @@
           <w:lang w:val="en-US" w:eastAsia="zh-CN"/>
         </w:rPr>
       </w:pPr>
-      <w:bookmarkStart w:id="46" w:name="_Toc11816"/>
+      <w:bookmarkStart w:id="46" w:name="_Toc26006"/>
       <w:r>
         <w:rPr>
           <w:rFonts w:hint="eastAsia"/>
@@ -25532,6 +25541,7 @@
           <w:lang w:val="en-US" w:eastAsia="zh-CN"/>
         </w:rPr>
       </w:pPr>
+      <w:bookmarkStart w:id="47" w:name="_Toc5873"/>
       <w:r>
         <w:rPr>
           <w:rFonts w:hint="eastAsia"/>
@@ -25539,6 +25549,7 @@
         </w:rPr>
         <w:t>阶段总结</w:t>
       </w:r>
+      <w:bookmarkEnd w:id="47"/>
     </w:p>
     <w:p>
       <w:pPr>
@@ -25565,7 +25576,7 @@
           <w:lang w:val="en-US" w:eastAsia="zh-CN"/>
         </w:rPr>
       </w:pPr>
-      <w:bookmarkStart w:id="47" w:name="_Toc6519"/>
+      <w:bookmarkStart w:id="48" w:name="_Toc32536"/>
       <w:r>
         <w:rPr>
           <w:rFonts w:hint="eastAsia"/>
@@ -25573,7 +25584,7 @@
         </w:rPr>
         <w:t>阶段工作亮点</w:t>
       </w:r>
-      <w:bookmarkEnd w:id="47"/>
+      <w:bookmarkEnd w:id="48"/>
     </w:p>
     <w:p>
       <w:pPr>
@@ -25759,6 +25770,7 @@
           <w:lang w:val="en-US" w:eastAsia="zh-CN"/>
         </w:rPr>
       </w:pPr>
+      <w:bookmarkStart w:id="49" w:name="_Toc19497"/>
       <w:r>
         <w:rPr>
           <w:rFonts w:hint="eastAsia"/>
@@ -25766,6 +25778,7 @@
         </w:rPr>
         <w:t>下阶段工作重点</w:t>
       </w:r>
+      <w:bookmarkEnd w:id="49"/>
     </w:p>
     <w:p>
       <w:pPr>
@@ -25901,8 +25914,8 @@
         </w:rPr>
         <w:fldChar w:fldCharType="end"/>
       </w:r>
-      <w:bookmarkStart w:id="48" w:name="_Toc27152"/>
-      <w:bookmarkStart w:id="49" w:name="_Toc14496"/>
+      <w:bookmarkStart w:id="50" w:name="_Toc27152"/>
+      <w:bookmarkStart w:id="51" w:name="_Toc16640"/>
       <w:r>
         <w:rPr>
           <w:rFonts w:hint="default"/>
@@ -25917,8 +25930,8 @@
         </w:rPr>
         <w:t>下阶段工作重点</w:t>
       </w:r>
-      <w:bookmarkEnd w:id="48"/>
-      <w:bookmarkEnd w:id="49"/>
+      <w:bookmarkEnd w:id="50"/>
+      <w:bookmarkEnd w:id="51"/>
     </w:p>
     <w:tbl>
       <w:tblPr>
